--- a/module-2/Flamholtz_assignment_2_2_Flowchart.docx
+++ b/module-2/Flamholtz_assignment_2_2_Flowchart.docx
@@ -3,6 +3,124 @@
 <w:document xmlns:wpc="http://schemas.microsoft.com/office/word/2010/wordprocessingCanvas" xmlns:cx="http://schemas.microsoft.com/office/drawing/2014/chartex" xmlns:cx1="http://schemas.microsoft.com/office/drawing/2015/9/8/chartex" xmlns:cx2="http://schemas.microsoft.com/office/drawing/2015/10/21/chartex" xmlns:cx3="http://schemas.microsoft.com/office/drawing/2016/5/9/chartex" xmlns:cx4="http://schemas.microsoft.com/office/drawing/2016/5/10/chartex" xmlns:cx5="http://schemas.microsoft.com/office/drawing/2016/5/11/chartex" xmlns:cx6="http://schemas.microsoft.com/office/drawing/2016/5/12/chartex" xmlns:cx7="http://schemas.microsoft.com/office/drawing/2016/5/13/chartex" xmlns:cx8="http://schemas.microsoft.com/office/drawing/2016/5/14/chartex" xmlns:mc="http://schemas.openxmlformats.org/markup-compatibility/2006" xmlns:aink="http://schemas.microsoft.com/office/drawing/2016/ink" xmlns:am3d="http://schemas.microsoft.com/office/drawing/2017/model3d" xmlns:o="urn:schemas-microsoft-com:office:office" xmlns:oel="http://schemas.microsoft.com/office/2019/extlst" xmlns:r="http://schemas.openxmlformats.org/officeDocument/2006/relationships" xmlns:m="http://schemas.openxmlformats.org/officeDocument/2006/math" xmlns:v="urn:schemas-microsoft-com:vml" xmlns:wp14="http://schemas.microsoft.com/office/word/2010/wordprocessingDrawing" xmlns:wp="http://schemas.openxmlformats.org/drawingml/2006/wordprocessingDrawing" xmlns:w10="urn:schemas-microsoft-com:office:word" xmlns:w="http://schemas.openxmlformats.org/wordprocessingml/2006/main" xmlns:w14="http://schemas.microsoft.com/office/word/2010/wordml" xmlns:w15="http://schemas.microsoft.com/office/word/2012/wordml" xmlns:w16cex="http://schemas.microsoft.com/office/word/2018/wordml/cex" xmlns:w16cid="http://schemas.microsoft.com/office/word/2016/wordml/cid" xmlns:w16="http://schemas.microsoft.com/office/word/2018/wordml" xmlns:w16du="http://schemas.microsoft.com/office/word/2023/wordml/word16du" xmlns:w16sdtdh="http://schemas.microsoft.com/office/word/2020/wordml/sdtdatahash" xmlns:w16sdtfl="http://schemas.microsoft.com/office/word/2024/wordml/sdtformatlock" xmlns:w16se="http://schemas.microsoft.com/office/word/2015/wordml/symex" xmlns:wpg="http://schemas.microsoft.com/office/word/2010/wordprocessingGroup" xmlns:wpi="http://schemas.microsoft.com/office/word/2010/wordprocessingInk" xmlns:wne="http://schemas.microsoft.com/office/word/2006/wordml" xmlns:wps="http://schemas.microsoft.com/office/word/2010/wordprocessingShape" mc:Ignorable="w14 w15 w16se w16cid w16 w16cex w16sdtdh w16sdtfl w16du wp14">
   <w:body>
     <w:p>
+      <w:r>
+        <w:rPr>
+          <w:noProof/>
+        </w:rPr>
+        <mc:AlternateContent>
+          <mc:Choice Requires="wps">
+            <w:drawing>
+              <wp:anchor distT="45720" distB="45720" distL="114300" distR="114300" simplePos="0" relativeHeight="251673600" behindDoc="0" locked="0" layoutInCell="1" allowOverlap="1" wp14:anchorId="45D9A3F6" wp14:editId="3547C9BE">
+                <wp:simplePos x="0" y="0"/>
+                <wp:positionH relativeFrom="column">
+                  <wp:posOffset>1581150</wp:posOffset>
+                </wp:positionH>
+                <wp:positionV relativeFrom="paragraph">
+                  <wp:posOffset>3614420</wp:posOffset>
+                </wp:positionV>
+                <wp:extent cx="1861820" cy="1404620"/>
+                <wp:effectExtent l="0" t="0" r="24130" b="20955"/>
+                <wp:wrapSquare wrapText="bothSides"/>
+                <wp:docPr id="1491022169" name="Text Box 2"/>
+                <wp:cNvGraphicFramePr>
+                  <a:graphicFrameLocks xmlns:a="http://schemas.openxmlformats.org/drawingml/2006/main"/>
+                </wp:cNvGraphicFramePr>
+                <a:graphic xmlns:a="http://schemas.openxmlformats.org/drawingml/2006/main">
+                  <a:graphicData uri="http://schemas.microsoft.com/office/word/2010/wordprocessingShape">
+                    <wps:wsp>
+                      <wps:cNvSpPr txBox="1">
+                        <a:spLocks noChangeArrowheads="1"/>
+                      </wps:cNvSpPr>
+                      <wps:spPr bwMode="auto">
+                        <a:xfrm>
+                          <a:off x="0" y="0"/>
+                          <a:ext cx="1861820" cy="1404620"/>
+                        </a:xfrm>
+                        <a:prstGeom prst="rect">
+                          <a:avLst/>
+                        </a:prstGeom>
+                        <a:solidFill>
+                          <a:srgbClr val="FFFFFF"/>
+                        </a:solidFill>
+                        <a:ln w="9525">
+                          <a:solidFill>
+                            <a:schemeClr val="bg1"/>
+                          </a:solidFill>
+                          <a:miter lim="800000"/>
+                          <a:headEnd/>
+                          <a:tailEnd/>
+                        </a:ln>
+                      </wps:spPr>
+                      <wps:txbx>
+                        <w:txbxContent>
+                          <w:p>
+                            <w:r>
+                              <w:t xml:space="preserve">Convert </w:t>
+                            </w:r>
+                            <w:r>
+                              <w:t>G</w:t>
+                            </w:r>
+                            <w:r>
+                              <w:t xml:space="preserve">allons to </w:t>
+                            </w:r>
+                            <w:r>
+                              <w:t>L</w:t>
+                            </w:r>
+                            <w:r>
+                              <w:t>iters</w:t>
+                            </w:r>
+                          </w:p>
+                        </w:txbxContent>
+                      </wps:txbx>
+                      <wps:bodyPr rot="0" vert="horz" wrap="square" lIns="91440" tIns="45720" rIns="91440" bIns="45720" anchor="t" anchorCtr="0">
+                        <a:spAutoFit/>
+                      </wps:bodyPr>
+                    </wps:wsp>
+                  </a:graphicData>
+                </a:graphic>
+                <wp14:sizeRelH relativeFrom="margin">
+                  <wp14:pctWidth>0</wp14:pctWidth>
+                </wp14:sizeRelH>
+                <wp14:sizeRelV relativeFrom="margin">
+                  <wp14:pctHeight>20000</wp14:pctHeight>
+                </wp14:sizeRelV>
+              </wp:anchor>
+            </w:drawing>
+          </mc:Choice>
+          <mc:Fallback>
+            <w:pict>
+              <v:shapetype w14:anchorId="45D9A3F6" id="_x0000_t202" coordsize="21600,21600" o:spt="202" path="m,l,21600r21600,l21600,xe">
+                <v:stroke joinstyle="miter"/>
+                <v:path gradientshapeok="t" o:connecttype="rect"/>
+              </v:shapetype>
+              <v:shape id="Text Box 2" o:spid="_x0000_s1026" type="#_x0000_t202" style="position:absolute;margin-left:124.5pt;margin-top:284.6pt;width:146.6pt;height:110.6pt;z-index:251673600;visibility:visible;mso-wrap-style:square;mso-width-percent:0;mso-height-percent:200;mso-wrap-distance-left:9pt;mso-wrap-distance-top:3.6pt;mso-wrap-distance-right:9pt;mso-wrap-distance-bottom:3.6pt;mso-position-horizontal:absolute;mso-position-horizontal-relative:text;mso-position-vertical:absolute;mso-position-vertical-relative:text;mso-width-percent:0;mso-height-percent:200;mso-width-relative:margin;mso-height-relative:margin;v-text-anchor:top" o:gfxdata="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" strokecolor="white [3212]">
+                <v:textbox style="mso-fit-shape-to-text:t">
+                  <w:txbxContent>
+                    <w:p>
+                      <w:r>
+                        <w:t xml:space="preserve">Convert </w:t>
+                      </w:r>
+                      <w:r>
+                        <w:t>G</w:t>
+                      </w:r>
+                      <w:r>
+                        <w:t xml:space="preserve">allons to </w:t>
+                      </w:r>
+                      <w:r>
+                        <w:t>L</w:t>
+                      </w:r>
+                      <w:r>
+                        <w:t>iters</w:t>
+                      </w:r>
+                    </w:p>
+                  </w:txbxContent>
+                </v:textbox>
+                <w10:wrap type="square"/>
+              </v:shape>
+            </w:pict>
+          </mc:Fallback>
+        </mc:AlternateContent>
+      </w:r>
       <w:r>
         <w:rPr>
           <w:noProof/>
@@ -55,7 +173,13 @@
                         <w:txbxContent>
                           <w:p>
                             <w:r>
-                              <w:t>How many gallons</w:t>
+                              <w:t xml:space="preserve">How many </w:t>
+                            </w:r>
+                            <w:r>
+                              <w:t>G</w:t>
+                            </w:r>
+                            <w:r>
+                              <w:t>allons</w:t>
                             </w:r>
                             <w:r>
                               <w:t>?</w:t>
@@ -80,16 +204,18 @@
           </mc:Choice>
           <mc:Fallback>
             <w:pict>
-              <v:shapetype w14:anchorId="608CA0F5" id="_x0000_t202" coordsize="21600,21600" o:spt="202" path="m,l,21600r21600,l21600,xe">
-                <v:stroke joinstyle="miter"/>
-                <v:path gradientshapeok="t" o:connecttype="rect"/>
-              </v:shapetype>
-              <v:shape id="Text Box 2" o:spid="_x0000_s1026" type="#_x0000_t202" style="position:absolute;margin-left:141.35pt;margin-top:208.5pt;width:122.6pt;height:25.85pt;z-index:251670528;visibility:visible;mso-wrap-style:square;mso-width-percent:0;mso-height-percent:0;mso-wrap-distance-left:9pt;mso-wrap-distance-top:3.6pt;mso-wrap-distance-right:9pt;mso-wrap-distance-bottom:3.6pt;mso-position-horizontal:absolute;mso-position-horizontal-relative:text;mso-position-vertical:absolute;mso-position-vertical-relative:text;mso-width-percent:0;mso-height-percent:0;mso-width-relative:margin;mso-height-relative:margin;v-text-anchor:top" o:gfxdata="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" fillcolor="white [3212]" strokecolor="white [3212]">
+              <v:shape w14:anchorId="608CA0F5" id="_x0000_s1027" type="#_x0000_t202" style="position:absolute;margin-left:141.35pt;margin-top:208.5pt;width:122.6pt;height:25.85pt;z-index:251670528;visibility:visible;mso-wrap-style:square;mso-width-percent:0;mso-height-percent:0;mso-wrap-distance-left:9pt;mso-wrap-distance-top:3.6pt;mso-wrap-distance-right:9pt;mso-wrap-distance-bottom:3.6pt;mso-position-horizontal:absolute;mso-position-horizontal-relative:text;mso-position-vertical:absolute;mso-position-vertical-relative:text;mso-width-percent:0;mso-height-percent:0;mso-width-relative:margin;mso-height-relative:margin;v-text-anchor:top" o:gfxdata="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" fillcolor="white [3212]" strokecolor="white [3212]">
                 <v:textbox>
                   <w:txbxContent>
                     <w:p>
                       <w:r>
-                        <w:t>How many gallons</w:t>
+                        <w:t xml:space="preserve">How many </w:t>
+                      </w:r>
+                      <w:r>
+                        <w:t>G</w:t>
+                      </w:r>
+                      <w:r>
+                        <w:t>allons</w:t>
                       </w:r>
                       <w:r>
                         <w:t>?</w:t>
@@ -489,7 +615,10 @@
                         <w:txbxContent>
                           <w:p>
                             <w:r>
-                              <w:t>end</w:t>
+                              <w:t>E</w:t>
+                            </w:r>
+                            <w:r>
+                              <w:t>nd</w:t>
                             </w:r>
                           </w:p>
                         </w:txbxContent>
@@ -511,12 +640,15 @@
           </mc:Choice>
           <mc:Fallback>
             <w:pict>
-              <v:shape w14:anchorId="6E90D117" id="_x0000_s1027" type="#_x0000_t202" style="position:absolute;margin-left:165.7pt;margin-top:429.75pt;width:43.1pt;height:110.6pt;z-index:251664384;visibility:visible;mso-wrap-style:square;mso-width-percent:0;mso-height-percent:200;mso-wrap-distance-left:9pt;mso-wrap-distance-top:3.6pt;mso-wrap-distance-right:9pt;mso-wrap-distance-bottom:3.6pt;mso-position-horizontal:absolute;mso-position-horizontal-relative:text;mso-position-vertical:absolute;mso-position-vertical-relative:text;mso-width-percent:0;mso-height-percent:200;mso-width-relative:margin;mso-height-relative:margin;v-text-anchor:top" o:gfxdata="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" fillcolor="white [3212]" strokecolor="white [3212]">
+              <v:shape w14:anchorId="6E90D117" id="_x0000_s1028" type="#_x0000_t202" style="position:absolute;margin-left:165.7pt;margin-top:429.75pt;width:43.1pt;height:110.6pt;z-index:251664384;visibility:visible;mso-wrap-style:square;mso-width-percent:0;mso-height-percent:200;mso-wrap-distance-left:9pt;mso-wrap-distance-top:3.6pt;mso-wrap-distance-right:9pt;mso-wrap-distance-bottom:3.6pt;mso-position-horizontal:absolute;mso-position-horizontal-relative:text;mso-position-vertical:absolute;mso-position-vertical-relative:text;mso-width-percent:0;mso-height-percent:200;mso-width-relative:margin;mso-height-relative:margin;v-text-anchor:top" o:gfxdata="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" fillcolor="white [3212]" strokecolor="white [3212]">
                 <v:textbox style="mso-fit-shape-to-text:t">
                   <w:txbxContent>
                     <w:p>
                       <w:r>
-                        <w:t>end</w:t>
+                        <w:t>E</w:t>
+                      </w:r>
+                      <w:r>
+                        <w:t>nd</w:t>
                       </w:r>
                     </w:p>
                   </w:txbxContent>
@@ -661,7 +793,10 @@
                         <w:txbxContent>
                           <w:p>
                             <w:r>
-                              <w:t>start</w:t>
+                              <w:t>S</w:t>
+                            </w:r>
+                            <w:r>
+                              <w:t>tart</w:t>
                             </w:r>
                           </w:p>
                         </w:txbxContent>
@@ -683,12 +818,15 @@
           </mc:Choice>
           <mc:Fallback>
             <w:pict>
-              <v:shape w14:anchorId="3FC10D22" id="_x0000_s1028" type="#_x0000_t202" style="position:absolute;margin-left:0;margin-top:.75pt;width:42.75pt;height:29.6pt;z-index:251661312;visibility:visible;mso-wrap-style:square;mso-width-percent:0;mso-height-percent:0;mso-wrap-distance-left:9pt;mso-wrap-distance-top:3.6pt;mso-wrap-distance-right:9pt;mso-wrap-distance-bottom:3.6pt;mso-position-horizontal:center;mso-position-horizontal-relative:margin;mso-position-vertical:absolute;mso-position-vertical-relative:text;mso-width-percent:0;mso-height-percent:0;mso-width-relative:margin;mso-height-relative:margin;v-text-anchor:top" o:gfxdata="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" strokecolor="white [3212]">
+              <v:shape w14:anchorId="3FC10D22" id="_x0000_s1029" type="#_x0000_t202" style="position:absolute;margin-left:0;margin-top:.75pt;width:42.75pt;height:29.6pt;z-index:251661312;visibility:visible;mso-wrap-style:square;mso-width-percent:0;mso-height-percent:0;mso-wrap-distance-left:9pt;mso-wrap-distance-top:3.6pt;mso-wrap-distance-right:9pt;mso-wrap-distance-bottom:3.6pt;mso-position-horizontal:center;mso-position-horizontal-relative:margin;mso-position-vertical:absolute;mso-position-vertical-relative:text;mso-width-percent:0;mso-height-percent:0;mso-width-relative:margin;mso-height-relative:margin;v-text-anchor:top" o:gfxdata="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" strokecolor="white [3212]">
                 <v:textbox>
                   <w:txbxContent>
                     <w:p>
                       <w:r>
-                        <w:t>start</w:t>
+                        <w:t>S</w:t>
+                      </w:r>
+                      <w:r>
+                        <w:t>tart</w:t>
                       </w:r>
                     </w:p>
                   </w:txbxContent>
@@ -820,7 +958,31 @@
                         <w:txbxContent>
                           <w:p>
                             <w:r>
-                              <w:t>Welcome to Gallons to liters conversion program                          1 gallon = 3.785412 liters</w:t>
+                              <w:t>Welcome to</w:t>
+                            </w:r>
+                            <w:r>
+                              <w:t xml:space="preserve"> the</w:t>
+                            </w:r>
+                            <w:r>
+                              <w:t xml:space="preserve"> Gallons to </w:t>
+                            </w:r>
+                            <w:r>
+                              <w:t>L</w:t>
+                            </w:r>
+                            <w:r>
+                              <w:t xml:space="preserve">iters conversion program                          1 </w:t>
+                            </w:r>
+                            <w:r>
+                              <w:t>G</w:t>
+                            </w:r>
+                            <w:r>
+                              <w:t xml:space="preserve">allon = 3.785412 </w:t>
+                            </w:r>
+                            <w:r>
+                              <w:t>L</w:t>
+                            </w:r>
+                            <w:r>
+                              <w:t>iters</w:t>
                             </w:r>
                           </w:p>
                         </w:txbxContent>
@@ -842,12 +1004,36 @@
           </mc:Choice>
           <mc:Fallback>
             <w:pict>
-              <v:shape w14:anchorId="55933507" id="_x0000_s1029" type="#_x0000_t202" style="position:absolute;margin-left:145.85pt;margin-top:92.2pt;width:174.35pt;height:57.35pt;z-index:251667456;visibility:visible;mso-wrap-style:square;mso-width-percent:0;mso-height-percent:0;mso-wrap-distance-left:9pt;mso-wrap-distance-top:3.6pt;mso-wrap-distance-right:9pt;mso-wrap-distance-bottom:3.6pt;mso-position-horizontal:absolute;mso-position-horizontal-relative:text;mso-position-vertical:absolute;mso-position-vertical-relative:text;mso-width-percent:0;mso-height-percent:0;mso-width-relative:margin;mso-height-relative:margin;v-text-anchor:top" o:gfxdata="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" strokecolor="white [3212]">
+              <v:shape w14:anchorId="55933507" id="_x0000_s1030" type="#_x0000_t202" style="position:absolute;margin-left:145.85pt;margin-top:92.2pt;width:174.35pt;height:57.35pt;z-index:251667456;visibility:visible;mso-wrap-style:square;mso-width-percent:0;mso-height-percent:0;mso-wrap-distance-left:9pt;mso-wrap-distance-top:3.6pt;mso-wrap-distance-right:9pt;mso-wrap-distance-bottom:3.6pt;mso-position-horizontal:absolute;mso-position-horizontal-relative:text;mso-position-vertical:absolute;mso-position-vertical-relative:text;mso-width-percent:0;mso-height-percent:0;mso-width-relative:margin;mso-height-relative:margin;v-text-anchor:top" o:gfxdata="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" strokecolor="white [3212]">
                 <v:textbox>
                   <w:txbxContent>
                     <w:p>
                       <w:r>
-                        <w:t>Welcome to Gallons to liters conversion program                          1 gallon = 3.785412 liters</w:t>
+                        <w:t>Welcome to</w:t>
+                      </w:r>
+                      <w:r>
+                        <w:t xml:space="preserve"> the</w:t>
+                      </w:r>
+                      <w:r>
+                        <w:t xml:space="preserve"> Gallons to </w:t>
+                      </w:r>
+                      <w:r>
+                        <w:t>L</w:t>
+                      </w:r>
+                      <w:r>
+                        <w:t xml:space="preserve">iters conversion program                          1 </w:t>
+                      </w:r>
+                      <w:r>
+                        <w:t>G</w:t>
+                      </w:r>
+                      <w:r>
+                        <w:t xml:space="preserve">allon = 3.785412 </w:t>
+                      </w:r>
+                      <w:r>
+                        <w:t>L</w:t>
+                      </w:r>
+                      <w:r>
+                        <w:t>iters</w:t>
                       </w:r>
                     </w:p>
                   </w:txbxContent>
@@ -941,7 +1127,7 @@
         <mc:AlternateContent>
           <mc:Choice Requires="wps">
             <w:drawing>
-              <wp:anchor distT="0" distB="0" distL="114300" distR="114300" simplePos="0" relativeHeight="251668480" behindDoc="0" locked="0" layoutInCell="1" allowOverlap="1" wp14:anchorId="52D0FB26" wp14:editId="6228B4C7">
+              <wp:anchor distT="0" distB="0" distL="114300" distR="114300" simplePos="0" relativeHeight="251668480" behindDoc="0" locked="0" layoutInCell="1" allowOverlap="1" wp14:anchorId="52D0FB26" wp14:editId="0CFED809">
                 <wp:simplePos x="0" y="0"/>
                 <wp:positionH relativeFrom="margin">
                   <wp:posOffset>1333183</wp:posOffset>
@@ -1001,98 +1187,12 @@
           </mc:Choice>
           <mc:Fallback>
             <w:pict>
-              <v:shape w14:anchorId="13279180" id="Flowchart: Data 4" o:spid="_x0000_s1026" type="#_x0000_t111" style="position:absolute;margin-left:105pt;margin-top:191.6pt;width:203.2pt;height:60.4pt;z-index:251668480;visibility:visible;mso-wrap-style:square;mso-width-percent:0;mso-height-percent:0;mso-wrap-distance-left:9pt;mso-wrap-distance-top:0;mso-wrap-distance-right:9pt;mso-wrap-distance-bottom:0;mso-position-horizontal:absolute;mso-position-horizontal-relative:margin;mso-position-vertical:absolute;mso-position-vertical-relative:text;mso-width-percent:0;mso-height-percent:0;mso-width-relative:margin;mso-height-relative:margin;v-text-anchor:middle" o:gfxdata="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" fillcolor="white [3201]" strokecolor="#4ea72e [3209]" strokeweight="1.5pt">
+              <v:shapetype w14:anchorId="15082361" id="_x0000_t111" coordsize="21600,21600" o:spt="111" path="m4321,l21600,,17204,21600,,21600xe">
+                <v:stroke joinstyle="miter"/>
+                <v:path gradientshapeok="t" o:connecttype="custom" o:connectlocs="12961,0;10800,0;2161,10800;8602,21600;10800,21600;19402,10800" textboxrect="4321,0,17204,21600"/>
+              </v:shapetype>
+              <v:shape id="Flowchart: Data 4" o:spid="_x0000_s1026" type="#_x0000_t111" style="position:absolute;margin-left:105pt;margin-top:191.6pt;width:203.2pt;height:60.4pt;z-index:251668480;visibility:visible;mso-wrap-style:square;mso-width-percent:0;mso-height-percent:0;mso-wrap-distance-left:9pt;mso-wrap-distance-top:0;mso-wrap-distance-right:9pt;mso-wrap-distance-bottom:0;mso-position-horizontal:absolute;mso-position-horizontal-relative:margin;mso-position-vertical:absolute;mso-position-vertical-relative:text;mso-width-percent:0;mso-height-percent:0;mso-width-relative:margin;mso-height-relative:margin;v-text-anchor:middle" o:gfxdata="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" fillcolor="white [3201]" strokecolor="#4ea72e [3209]" strokeweight="1.5pt">
                 <w10:wrap anchorx="margin"/>
-              </v:shape>
-            </w:pict>
-          </mc:Fallback>
-        </mc:AlternateContent>
-      </w:r>
-      <w:r>
-        <w:rPr>
-          <w:noProof/>
-        </w:rPr>
-        <mc:AlternateContent>
-          <mc:Choice Requires="wps">
-            <w:drawing>
-              <wp:anchor distT="45720" distB="45720" distL="114300" distR="114300" simplePos="0" relativeHeight="251673600" behindDoc="0" locked="0" layoutInCell="1" allowOverlap="1" wp14:anchorId="45D9A3F6" wp14:editId="12B914A7">
-                <wp:simplePos x="0" y="0"/>
-                <wp:positionH relativeFrom="column">
-                  <wp:posOffset>1580832</wp:posOffset>
-                </wp:positionH>
-                <wp:positionV relativeFrom="paragraph">
-                  <wp:posOffset>3614420</wp:posOffset>
-                </wp:positionV>
-                <wp:extent cx="1771650" cy="1404620"/>
-                <wp:effectExtent l="0" t="0" r="19050" b="20955"/>
-                <wp:wrapSquare wrapText="bothSides"/>
-                <wp:docPr id="1491022169" name="Text Box 2"/>
-                <wp:cNvGraphicFramePr>
-                  <a:graphicFrameLocks xmlns:a="http://schemas.openxmlformats.org/drawingml/2006/main"/>
-                </wp:cNvGraphicFramePr>
-                <a:graphic xmlns:a="http://schemas.openxmlformats.org/drawingml/2006/main">
-                  <a:graphicData uri="http://schemas.microsoft.com/office/word/2010/wordprocessingShape">
-                    <wps:wsp>
-                      <wps:cNvSpPr txBox="1">
-                        <a:spLocks noChangeArrowheads="1"/>
-                      </wps:cNvSpPr>
-                      <wps:spPr bwMode="auto">
-                        <a:xfrm>
-                          <a:off x="0" y="0"/>
-                          <a:ext cx="1771650" cy="1404620"/>
-                        </a:xfrm>
-                        <a:prstGeom prst="rect">
-                          <a:avLst/>
-                        </a:prstGeom>
-                        <a:solidFill>
-                          <a:srgbClr val="FFFFFF"/>
-                        </a:solidFill>
-                        <a:ln w="9525">
-                          <a:solidFill>
-                            <a:schemeClr val="bg1"/>
-                          </a:solidFill>
-                          <a:miter lim="800000"/>
-                          <a:headEnd/>
-                          <a:tailEnd/>
-                        </a:ln>
-                      </wps:spPr>
-                      <wps:txbx>
-                        <w:txbxContent>
-                          <w:p>
-                            <w:r>
-                              <w:t>Convert gallons to liters</w:t>
-                            </w:r>
-                          </w:p>
-                        </w:txbxContent>
-                      </wps:txbx>
-                      <wps:bodyPr rot="0" vert="horz" wrap="square" lIns="91440" tIns="45720" rIns="91440" bIns="45720" anchor="t" anchorCtr="0">
-                        <a:spAutoFit/>
-                      </wps:bodyPr>
-                    </wps:wsp>
-                  </a:graphicData>
-                </a:graphic>
-                <wp14:sizeRelH relativeFrom="margin">
-                  <wp14:pctWidth>0</wp14:pctWidth>
-                </wp14:sizeRelH>
-                <wp14:sizeRelV relativeFrom="margin">
-                  <wp14:pctHeight>20000</wp14:pctHeight>
-                </wp14:sizeRelV>
-              </wp:anchor>
-            </w:drawing>
-          </mc:Choice>
-          <mc:Fallback>
-            <w:pict>
-              <v:shape w14:anchorId="45D9A3F6" id="_x0000_s1030" type="#_x0000_t202" style="position:absolute;margin-left:124.45pt;margin-top:284.6pt;width:139.5pt;height:110.6pt;z-index:251673600;visibility:visible;mso-wrap-style:square;mso-width-percent:0;mso-height-percent:200;mso-wrap-distance-left:9pt;mso-wrap-distance-top:3.6pt;mso-wrap-distance-right:9pt;mso-wrap-distance-bottom:3.6pt;mso-position-horizontal:absolute;mso-position-horizontal-relative:text;mso-position-vertical:absolute;mso-position-vertical-relative:text;mso-width-percent:0;mso-height-percent:200;mso-width-relative:margin;mso-height-relative:margin;v-text-anchor:top" o:gfxdata="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" strokecolor="white [3212]">
-                <v:textbox style="mso-fit-shape-to-text:t">
-                  <w:txbxContent>
-                    <w:p>
-                      <w:r>
-                        <w:t>Convert gallons to liters</w:t>
-                      </w:r>
-                    </w:p>
-                  </w:txbxContent>
-                </v:textbox>
-                <w10:wrap type="square"/>
               </v:shape>
             </w:pict>
           </mc:Fallback>
